--- a/06_Strings/Übungen/TextCompress/TextCompress.docx
+++ b/06_Strings/Übungen/TextCompress/TextCompress.docx
@@ -1,6 +1,6 @@
 
 <file path=word/document.xml><?xml version="1.0" encoding="utf-8"?>
-<w:document xmlns:wpc="http://schemas.microsoft.com/office/word/2010/wordprocessingCanvas" xmlns:cx="http://schemas.microsoft.com/office/drawing/2014/chartex" xmlns:cx1="http://schemas.microsoft.com/office/drawing/2015/9/8/chartex" xmlns:cx2="http://schemas.microsoft.com/office/drawing/2015/10/21/chartex" xmlns:cx3="http://schemas.microsoft.com/office/drawing/2016/5/9/chartex" xmlns:cx4="http://schemas.microsoft.com/office/drawing/2016/5/10/chartex" xmlns:cx5="http://schemas.microsoft.com/office/drawing/2016/5/11/chartex" xmlns:cx6="http://schemas.microsoft.com/office/drawing/2016/5/12/chartex" xmlns:cx7="http://schemas.microsoft.com/office/drawing/2016/5/13/chartex" xmlns:cx8="http://schemas.microsoft.com/office/drawing/2016/5/14/chartex" xmlns:mc="http://schemas.openxmlformats.org/markup-compatibility/2006" xmlns:aink="http://schemas.microsoft.com/office/drawing/2016/ink" xmlns:am3d="http://schemas.microsoft.com/office/drawing/2017/model3d" xmlns:o="urn:schemas-microsoft-com:office:office" xmlns:r="http://schemas.openxmlformats.org/officeDocument/2006/relationships" xmlns:m="http://schemas.openxmlformats.org/officeDocument/2006/math" xmlns:v="urn:schemas-microsoft-com:vml" xmlns:wp14="http://schemas.microsoft.com/office/word/2010/wordprocessingDrawing" xmlns:wp="http://schemas.openxmlformats.org/drawingml/2006/wordprocessingDrawing" xmlns:w10="urn:schemas-microsoft-com:office:word" xmlns:w="http://schemas.openxmlformats.org/wordprocessingml/2006/main" xmlns:w14="http://schemas.microsoft.com/office/word/2010/wordml" xmlns:w15="http://schemas.microsoft.com/office/word/2012/wordml" xmlns:w16cex="http://schemas.microsoft.com/office/word/2018/wordml/cex" xmlns:w16cid="http://schemas.microsoft.com/office/word/2016/wordml/cid" xmlns:w16="http://schemas.microsoft.com/office/word/2018/wordml" xmlns:w16sdtdh="http://schemas.microsoft.com/office/word/2020/wordml/sdtdatahash" xmlns:w16se="http://schemas.microsoft.com/office/word/2015/wordml/symex" xmlns:wpg="http://schemas.microsoft.com/office/word/2010/wordprocessingGroup" xmlns:wpi="http://schemas.microsoft.com/office/word/2010/wordprocessingInk" xmlns:wne="http://schemas.microsoft.com/office/word/2006/wordml" xmlns:wps="http://schemas.microsoft.com/office/word/2010/wordprocessingShape" mc:Ignorable="w14 w15 w16se w16cid w16 w16cex w16sdtdh wp14">
+<w:document xmlns:wpc="http://schemas.microsoft.com/office/word/2010/wordprocessingCanvas" xmlns:cx="http://schemas.microsoft.com/office/drawing/2014/chartex" xmlns:cx1="http://schemas.microsoft.com/office/drawing/2015/9/8/chartex" xmlns:cx2="http://schemas.microsoft.com/office/drawing/2015/10/21/chartex" xmlns:cx3="http://schemas.microsoft.com/office/drawing/2016/5/9/chartex" xmlns:cx4="http://schemas.microsoft.com/office/drawing/2016/5/10/chartex" xmlns:cx5="http://schemas.microsoft.com/office/drawing/2016/5/11/chartex" xmlns:cx6="http://schemas.microsoft.com/office/drawing/2016/5/12/chartex" xmlns:cx7="http://schemas.microsoft.com/office/drawing/2016/5/13/chartex" xmlns:cx8="http://schemas.microsoft.com/office/drawing/2016/5/14/chartex" xmlns:mc="http://schemas.openxmlformats.org/markup-compatibility/2006" xmlns:aink="http://schemas.microsoft.com/office/drawing/2016/ink" xmlns:am3d="http://schemas.microsoft.com/office/drawing/2017/model3d" xmlns:o="urn:schemas-microsoft-com:office:office" xmlns:oel="http://schemas.microsoft.com/office/2019/extlst" xmlns:r="http://schemas.openxmlformats.org/officeDocument/2006/relationships" xmlns:m="http://schemas.openxmlformats.org/officeDocument/2006/math" xmlns:v="urn:schemas-microsoft-com:vml" xmlns:wp14="http://schemas.microsoft.com/office/word/2010/wordprocessingDrawing" xmlns:wp="http://schemas.openxmlformats.org/drawingml/2006/wordprocessingDrawing" xmlns:w10="urn:schemas-microsoft-com:office:word" xmlns:w="http://schemas.openxmlformats.org/wordprocessingml/2006/main" xmlns:w14="http://schemas.microsoft.com/office/word/2010/wordml" xmlns:w15="http://schemas.microsoft.com/office/word/2012/wordml" xmlns:w16cex="http://schemas.microsoft.com/office/word/2018/wordml/cex" xmlns:w16cid="http://schemas.microsoft.com/office/word/2016/wordml/cid" xmlns:w16="http://schemas.microsoft.com/office/word/2018/wordml" xmlns:w16du="http://schemas.microsoft.com/office/word/2023/wordml/word16du" xmlns:w16sdtdh="http://schemas.microsoft.com/office/word/2020/wordml/sdtdatahash" xmlns:w16se="http://schemas.microsoft.com/office/word/2015/wordml/symex" xmlns:wpg="http://schemas.microsoft.com/office/word/2010/wordprocessingGroup" xmlns:wpi="http://schemas.microsoft.com/office/word/2010/wordprocessingInk" xmlns:wne="http://schemas.microsoft.com/office/word/2006/wordml" xmlns:wps="http://schemas.microsoft.com/office/word/2010/wordprocessingShape" mc:Ignorable="w14 w15 w16se w16cid w16 w16cex w16sdtdh w16du wp14">
   <w:body>
     <w:p>
       <w:pPr>
@@ -164,6 +164,7 @@
                 <w:rFonts w:ascii="Courier New" w:hAnsi="Courier New" w:cs="Courier New"/>
                 <w:sz w:val="16"/>
                 <w:szCs w:val="16"/>
+                <w:lang w:val="en-US"/>
               </w:rPr>
             </w:pPr>
             <w:r>
@@ -171,9 +172,21 @@
                 <w:rFonts w:ascii="Courier New" w:hAnsi="Courier New" w:cs="Courier New"/>
                 <w:sz w:val="16"/>
                 <w:szCs w:val="16"/>
+                <w:lang w:val="en-US"/>
               </w:rPr>
-              <w:t>Please enter a sentence:       Hallo     Welt   !</w:t>
+              <w:t xml:space="preserve">Please enter a sentence:       Hallo     Welt </w:t>
             </w:r>
+            <w:proofErr w:type="gramStart"/>
+            <w:r>
+              <w:rPr>
+                <w:rFonts w:ascii="Courier New" w:hAnsi="Courier New" w:cs="Courier New"/>
+                <w:sz w:val="16"/>
+                <w:szCs w:val="16"/>
+                <w:lang w:val="en-US"/>
+              </w:rPr>
+              <w:t xml:space="preserve">  !</w:t>
+            </w:r>
+            <w:proofErr w:type="gramEnd"/>
           </w:p>
           <w:p>
             <w:pPr>
@@ -190,7 +203,43 @@
                 <w:sz w:val="16"/>
                 <w:szCs w:val="16"/>
               </w:rPr>
-              <w:t>Compressed sentence: "Hallo Welt !"</w:t>
+              <w:t xml:space="preserve">Compressed </w:t>
+            </w:r>
+            <w:proofErr w:type="spellStart"/>
+            <w:r>
+              <w:rPr>
+                <w:rFonts w:ascii="Courier New" w:hAnsi="Courier New" w:cs="Courier New"/>
+                <w:sz w:val="16"/>
+                <w:szCs w:val="16"/>
+              </w:rPr>
+              <w:t>sentence</w:t>
+            </w:r>
+            <w:proofErr w:type="spellEnd"/>
+            <w:r>
+              <w:rPr>
+                <w:rFonts w:ascii="Courier New" w:hAnsi="Courier New" w:cs="Courier New"/>
+                <w:sz w:val="16"/>
+                <w:szCs w:val="16"/>
+              </w:rPr>
+              <w:t xml:space="preserve">: "Hallo </w:t>
+            </w:r>
+            <w:proofErr w:type="gramStart"/>
+            <w:r>
+              <w:rPr>
+                <w:rFonts w:ascii="Courier New" w:hAnsi="Courier New" w:cs="Courier New"/>
+                <w:sz w:val="16"/>
+                <w:szCs w:val="16"/>
+              </w:rPr>
+              <w:t>Welt !</w:t>
+            </w:r>
+            <w:proofErr w:type="gramEnd"/>
+            <w:r>
+              <w:rPr>
+                <w:rFonts w:ascii="Courier New" w:hAnsi="Courier New" w:cs="Courier New"/>
+                <w:sz w:val="16"/>
+                <w:szCs w:val="16"/>
+              </w:rPr>
+              <w:t>"</w:t>
             </w:r>
           </w:p>
         </w:tc>
@@ -220,6 +269,7 @@
                 <w:rFonts w:ascii="Courier New" w:hAnsi="Courier New" w:cs="Courier New"/>
                 <w:sz w:val="16"/>
                 <w:szCs w:val="16"/>
+                <w:lang w:val="en-US"/>
               </w:rPr>
             </w:pPr>
             <w:r>
@@ -227,6 +277,7 @@
                 <w:rFonts w:ascii="Courier New" w:hAnsi="Courier New" w:cs="Courier New"/>
                 <w:sz w:val="16"/>
                 <w:szCs w:val="16"/>
+                <w:lang w:val="en-US"/>
               </w:rPr>
               <w:t>Please enter a sentence: Hallo</w:t>
             </w:r>
@@ -238,6 +289,7 @@
                 <w:rFonts w:ascii="Courier New" w:hAnsi="Courier New" w:cs="Courier New"/>
                 <w:sz w:val="16"/>
                 <w:szCs w:val="16"/>
+                <w:lang w:val="en-US"/>
               </w:rPr>
             </w:pPr>
             <w:r>
@@ -245,6 +297,7 @@
                 <w:rFonts w:ascii="Courier New" w:hAnsi="Courier New" w:cs="Courier New"/>
                 <w:sz w:val="16"/>
                 <w:szCs w:val="16"/>
+                <w:lang w:val="en-US"/>
               </w:rPr>
               <w:t>Compressed sentence: "Hallo"</w:t>
             </w:r>
@@ -277,6 +330,7 @@
                 <w:rFonts w:ascii="Courier New" w:hAnsi="Courier New" w:cs="Courier New"/>
                 <w:sz w:val="16"/>
                 <w:szCs w:val="16"/>
+                <w:lang w:val="en-US"/>
               </w:rPr>
             </w:pPr>
             <w:r>
@@ -284,6 +338,7 @@
                 <w:rFonts w:ascii="Courier New" w:hAnsi="Courier New" w:cs="Courier New"/>
                 <w:sz w:val="16"/>
                 <w:szCs w:val="16"/>
+                <w:lang w:val="en-US"/>
               </w:rPr>
               <w:t>Please enter a sentence: Hallo Welt!</w:t>
             </w:r>
@@ -303,7 +358,25 @@
                 <w:sz w:val="16"/>
                 <w:szCs w:val="16"/>
               </w:rPr>
-              <w:t>Compressed sentence: "Hallo Welt!"</w:t>
+              <w:t xml:space="preserve">Compressed </w:t>
+            </w:r>
+            <w:proofErr w:type="spellStart"/>
+            <w:r>
+              <w:rPr>
+                <w:rFonts w:ascii="Courier New" w:hAnsi="Courier New" w:cs="Courier New"/>
+                <w:sz w:val="16"/>
+                <w:szCs w:val="16"/>
+              </w:rPr>
+              <w:t>sentence</w:t>
+            </w:r>
+            <w:proofErr w:type="spellEnd"/>
+            <w:r>
+              <w:rPr>
+                <w:rFonts w:ascii="Courier New" w:hAnsi="Courier New" w:cs="Courier New"/>
+                <w:sz w:val="16"/>
+                <w:szCs w:val="16"/>
+              </w:rPr>
+              <w:t>: "Hallo Welt!"</w:t>
             </w:r>
           </w:p>
         </w:tc>
@@ -316,23 +389,14 @@
               <w:spacing w:after="0" w:line="240" w:lineRule="auto"/>
             </w:pPr>
             <w:r>
-              <w:t xml:space="preserve">Der Satz besteht aus zwei Wörtern getrennt durch ein Leerzeichen. </w:t>
-            </w:r>
-            <w:r>
-              <w:t>Der Text wird unverändert ausgegeben.</w:t>
+              <w:t>Der Satz besteht aus zwei Wörtern getrennt durch ein Leerzeichen. Der Text wird unverändert ausgegeben.</w:t>
             </w:r>
           </w:p>
         </w:tc>
       </w:tr>
+      <w:bookmarkEnd w:id="0"/>
     </w:tbl>
     <w:p/>
-    <w:p/>
-    <w:p>
-      <w:r>
-        <w:t xml:space="preserve"> </w:t>
-      </w:r>
-      <w:bookmarkEnd w:id="0"/>
-    </w:p>
     <w:sectPr>
       <w:headerReference w:type="even" r:id="rId7"/>
       <w:headerReference w:type="default" r:id="rId8"/>
@@ -350,7 +414,7 @@
 </file>
 
 <file path=word/endnotes.xml><?xml version="1.0" encoding="utf-8"?>
-<w:endnotes xmlns:wpc="http://schemas.microsoft.com/office/word/2010/wordprocessingCanvas" xmlns:cx="http://schemas.microsoft.com/office/drawing/2014/chartex" xmlns:cx1="http://schemas.microsoft.com/office/drawing/2015/9/8/chartex" xmlns:cx2="http://schemas.microsoft.com/office/drawing/2015/10/21/chartex" xmlns:cx3="http://schemas.microsoft.com/office/drawing/2016/5/9/chartex" xmlns:cx4="http://schemas.microsoft.com/office/drawing/2016/5/10/chartex" xmlns:cx5="http://schemas.microsoft.com/office/drawing/2016/5/11/chartex" xmlns:cx6="http://schemas.microsoft.com/office/drawing/2016/5/12/chartex" xmlns:cx7="http://schemas.microsoft.com/office/drawing/2016/5/13/chartex" xmlns:cx8="http://schemas.microsoft.com/office/drawing/2016/5/14/chartex" xmlns:mc="http://schemas.openxmlformats.org/markup-compatibility/2006" xmlns:aink="http://schemas.microsoft.com/office/drawing/2016/ink" xmlns:am3d="http://schemas.microsoft.com/office/drawing/2017/model3d" xmlns:o="urn:schemas-microsoft-com:office:office" xmlns:r="http://schemas.openxmlformats.org/officeDocument/2006/relationships" xmlns:m="http://schemas.openxmlformats.org/officeDocument/2006/math" xmlns:v="urn:schemas-microsoft-com:vml" xmlns:wp14="http://schemas.microsoft.com/office/word/2010/wordprocessingDrawing" xmlns:wp="http://schemas.openxmlformats.org/drawingml/2006/wordprocessingDrawing" xmlns:w10="urn:schemas-microsoft-com:office:word" xmlns:w="http://schemas.openxmlformats.org/wordprocessingml/2006/main" xmlns:w14="http://schemas.microsoft.com/office/word/2010/wordml" xmlns:w15="http://schemas.microsoft.com/office/word/2012/wordml" xmlns:w16cex="http://schemas.microsoft.com/office/word/2018/wordml/cex" xmlns:w16cid="http://schemas.microsoft.com/office/word/2016/wordml/cid" xmlns:w16="http://schemas.microsoft.com/office/word/2018/wordml" xmlns:w16sdtdh="http://schemas.microsoft.com/office/word/2020/wordml/sdtdatahash" xmlns:w16se="http://schemas.microsoft.com/office/word/2015/wordml/symex" xmlns:wpg="http://schemas.microsoft.com/office/word/2010/wordprocessingGroup" xmlns:wpi="http://schemas.microsoft.com/office/word/2010/wordprocessingInk" xmlns:wne="http://schemas.microsoft.com/office/word/2006/wordml" xmlns:wps="http://schemas.microsoft.com/office/word/2010/wordprocessingShape" mc:Ignorable="w14 w15 w16se w16cid w16 w16cex w16sdtdh wp14">
+<w:endnotes xmlns:wpc="http://schemas.microsoft.com/office/word/2010/wordprocessingCanvas" xmlns:cx="http://schemas.microsoft.com/office/drawing/2014/chartex" xmlns:cx1="http://schemas.microsoft.com/office/drawing/2015/9/8/chartex" xmlns:cx2="http://schemas.microsoft.com/office/drawing/2015/10/21/chartex" xmlns:cx3="http://schemas.microsoft.com/office/drawing/2016/5/9/chartex" xmlns:cx4="http://schemas.microsoft.com/office/drawing/2016/5/10/chartex" xmlns:cx5="http://schemas.microsoft.com/office/drawing/2016/5/11/chartex" xmlns:cx6="http://schemas.microsoft.com/office/drawing/2016/5/12/chartex" xmlns:cx7="http://schemas.microsoft.com/office/drawing/2016/5/13/chartex" xmlns:cx8="http://schemas.microsoft.com/office/drawing/2016/5/14/chartex" xmlns:mc="http://schemas.openxmlformats.org/markup-compatibility/2006" xmlns:aink="http://schemas.microsoft.com/office/drawing/2016/ink" xmlns:am3d="http://schemas.microsoft.com/office/drawing/2017/model3d" xmlns:o="urn:schemas-microsoft-com:office:office" xmlns:oel="http://schemas.microsoft.com/office/2019/extlst" xmlns:r="http://schemas.openxmlformats.org/officeDocument/2006/relationships" xmlns:m="http://schemas.openxmlformats.org/officeDocument/2006/math" xmlns:v="urn:schemas-microsoft-com:vml" xmlns:wp14="http://schemas.microsoft.com/office/word/2010/wordprocessingDrawing" xmlns:wp="http://schemas.openxmlformats.org/drawingml/2006/wordprocessingDrawing" xmlns:w10="urn:schemas-microsoft-com:office:word" xmlns:w="http://schemas.openxmlformats.org/wordprocessingml/2006/main" xmlns:w14="http://schemas.microsoft.com/office/word/2010/wordml" xmlns:w15="http://schemas.microsoft.com/office/word/2012/wordml" xmlns:w16cex="http://schemas.microsoft.com/office/word/2018/wordml/cex" xmlns:w16cid="http://schemas.microsoft.com/office/word/2016/wordml/cid" xmlns:w16="http://schemas.microsoft.com/office/word/2018/wordml" xmlns:w16du="http://schemas.microsoft.com/office/word/2023/wordml/word16du" xmlns:w16sdtdh="http://schemas.microsoft.com/office/word/2020/wordml/sdtdatahash" xmlns:w16se="http://schemas.microsoft.com/office/word/2015/wordml/symex" xmlns:wpg="http://schemas.microsoft.com/office/word/2010/wordprocessingGroup" xmlns:wpi="http://schemas.microsoft.com/office/word/2010/wordprocessingInk" xmlns:wne="http://schemas.microsoft.com/office/word/2006/wordml" xmlns:wps="http://schemas.microsoft.com/office/word/2010/wordprocessingShape" mc:Ignorable="w14 w15 w16se w16cid w16 w16cex w16sdtdh w16du wp14">
   <w:endnote w:type="separator" w:id="-1">
     <w:p>
       <w:pPr>
@@ -375,7 +439,7 @@
 </file>
 
 <file path=word/footer1.xml><?xml version="1.0" encoding="utf-8"?>
-<w:ftr xmlns:wpc="http://schemas.microsoft.com/office/word/2010/wordprocessingCanvas" xmlns:cx="http://schemas.microsoft.com/office/drawing/2014/chartex" xmlns:cx1="http://schemas.microsoft.com/office/drawing/2015/9/8/chartex" xmlns:cx2="http://schemas.microsoft.com/office/drawing/2015/10/21/chartex" xmlns:cx3="http://schemas.microsoft.com/office/drawing/2016/5/9/chartex" xmlns:cx4="http://schemas.microsoft.com/office/drawing/2016/5/10/chartex" xmlns:cx5="http://schemas.microsoft.com/office/drawing/2016/5/11/chartex" xmlns:cx6="http://schemas.microsoft.com/office/drawing/2016/5/12/chartex" xmlns:cx7="http://schemas.microsoft.com/office/drawing/2016/5/13/chartex" xmlns:cx8="http://schemas.microsoft.com/office/drawing/2016/5/14/chartex" xmlns:mc="http://schemas.openxmlformats.org/markup-compatibility/2006" xmlns:aink="http://schemas.microsoft.com/office/drawing/2016/ink" xmlns:am3d="http://schemas.microsoft.com/office/drawing/2017/model3d" xmlns:o="urn:schemas-microsoft-com:office:office" xmlns:r="http://schemas.openxmlformats.org/officeDocument/2006/relationships" xmlns:m="http://schemas.openxmlformats.org/officeDocument/2006/math" xmlns:v="urn:schemas-microsoft-com:vml" xmlns:wp14="http://schemas.microsoft.com/office/word/2010/wordprocessingDrawing" xmlns:wp="http://schemas.openxmlformats.org/drawingml/2006/wordprocessingDrawing" xmlns:w10="urn:schemas-microsoft-com:office:word" xmlns:w="http://schemas.openxmlformats.org/wordprocessingml/2006/main" xmlns:w14="http://schemas.microsoft.com/office/word/2010/wordml" xmlns:w15="http://schemas.microsoft.com/office/word/2012/wordml" xmlns:w16cex="http://schemas.microsoft.com/office/word/2018/wordml/cex" xmlns:w16cid="http://schemas.microsoft.com/office/word/2016/wordml/cid" xmlns:w16="http://schemas.microsoft.com/office/word/2018/wordml" xmlns:w16sdtdh="http://schemas.microsoft.com/office/word/2020/wordml/sdtdatahash" xmlns:w16se="http://schemas.microsoft.com/office/word/2015/wordml/symex" xmlns:wpg="http://schemas.microsoft.com/office/word/2010/wordprocessingGroup" xmlns:wpi="http://schemas.microsoft.com/office/word/2010/wordprocessingInk" xmlns:wne="http://schemas.microsoft.com/office/word/2006/wordml" xmlns:wps="http://schemas.microsoft.com/office/word/2010/wordprocessingShape" mc:Ignorable="w14 w15 w16se w16cid w16 w16cex w16sdtdh wp14">
+<w:ftr xmlns:wpc="http://schemas.microsoft.com/office/word/2010/wordprocessingCanvas" xmlns:cx="http://schemas.microsoft.com/office/drawing/2014/chartex" xmlns:cx1="http://schemas.microsoft.com/office/drawing/2015/9/8/chartex" xmlns:cx2="http://schemas.microsoft.com/office/drawing/2015/10/21/chartex" xmlns:cx3="http://schemas.microsoft.com/office/drawing/2016/5/9/chartex" xmlns:cx4="http://schemas.microsoft.com/office/drawing/2016/5/10/chartex" xmlns:cx5="http://schemas.microsoft.com/office/drawing/2016/5/11/chartex" xmlns:cx6="http://schemas.microsoft.com/office/drawing/2016/5/12/chartex" xmlns:cx7="http://schemas.microsoft.com/office/drawing/2016/5/13/chartex" xmlns:cx8="http://schemas.microsoft.com/office/drawing/2016/5/14/chartex" xmlns:mc="http://schemas.openxmlformats.org/markup-compatibility/2006" xmlns:aink="http://schemas.microsoft.com/office/drawing/2016/ink" xmlns:am3d="http://schemas.microsoft.com/office/drawing/2017/model3d" xmlns:o="urn:schemas-microsoft-com:office:office" xmlns:oel="http://schemas.microsoft.com/office/2019/extlst" xmlns:r="http://schemas.openxmlformats.org/officeDocument/2006/relationships" xmlns:m="http://schemas.openxmlformats.org/officeDocument/2006/math" xmlns:v="urn:schemas-microsoft-com:vml" xmlns:wp14="http://schemas.microsoft.com/office/word/2010/wordprocessingDrawing" xmlns:wp="http://schemas.openxmlformats.org/drawingml/2006/wordprocessingDrawing" xmlns:w10="urn:schemas-microsoft-com:office:word" xmlns:w="http://schemas.openxmlformats.org/wordprocessingml/2006/main" xmlns:w14="http://schemas.microsoft.com/office/word/2010/wordml" xmlns:w15="http://schemas.microsoft.com/office/word/2012/wordml" xmlns:w16cex="http://schemas.microsoft.com/office/word/2018/wordml/cex" xmlns:w16cid="http://schemas.microsoft.com/office/word/2016/wordml/cid" xmlns:w16="http://schemas.microsoft.com/office/word/2018/wordml" xmlns:w16du="http://schemas.microsoft.com/office/word/2023/wordml/word16du" xmlns:w16sdtdh="http://schemas.microsoft.com/office/word/2020/wordml/sdtdatahash" xmlns:w16se="http://schemas.microsoft.com/office/word/2015/wordml/symex" xmlns:wpg="http://schemas.microsoft.com/office/word/2010/wordprocessingGroup" xmlns:wpi="http://schemas.microsoft.com/office/word/2010/wordprocessingInk" xmlns:wne="http://schemas.microsoft.com/office/word/2006/wordml" xmlns:wps="http://schemas.microsoft.com/office/word/2010/wordprocessingShape" mc:Ignorable="w14 w15 w16se w16cid w16 w16cex w16sdtdh w16du wp14">
   <w:p>
     <w:pPr>
       <w:pStyle w:val="Fuzeile"/>
@@ -385,7 +449,7 @@
 </file>
 
 <file path=word/footer2.xml><?xml version="1.0" encoding="utf-8"?>
-<w:ftr xmlns:wpc="http://schemas.microsoft.com/office/word/2010/wordprocessingCanvas" xmlns:cx="http://schemas.microsoft.com/office/drawing/2014/chartex" xmlns:cx1="http://schemas.microsoft.com/office/drawing/2015/9/8/chartex" xmlns:cx2="http://schemas.microsoft.com/office/drawing/2015/10/21/chartex" xmlns:cx3="http://schemas.microsoft.com/office/drawing/2016/5/9/chartex" xmlns:cx4="http://schemas.microsoft.com/office/drawing/2016/5/10/chartex" xmlns:cx5="http://schemas.microsoft.com/office/drawing/2016/5/11/chartex" xmlns:cx6="http://schemas.microsoft.com/office/drawing/2016/5/12/chartex" xmlns:cx7="http://schemas.microsoft.com/office/drawing/2016/5/13/chartex" xmlns:cx8="http://schemas.microsoft.com/office/drawing/2016/5/14/chartex" xmlns:mc="http://schemas.openxmlformats.org/markup-compatibility/2006" xmlns:aink="http://schemas.microsoft.com/office/drawing/2016/ink" xmlns:am3d="http://schemas.microsoft.com/office/drawing/2017/model3d" xmlns:o="urn:schemas-microsoft-com:office:office" xmlns:r="http://schemas.openxmlformats.org/officeDocument/2006/relationships" xmlns:m="http://schemas.openxmlformats.org/officeDocument/2006/math" xmlns:v="urn:schemas-microsoft-com:vml" xmlns:wp14="http://schemas.microsoft.com/office/word/2010/wordprocessingDrawing" xmlns:wp="http://schemas.openxmlformats.org/drawingml/2006/wordprocessingDrawing" xmlns:w10="urn:schemas-microsoft-com:office:word" xmlns:w="http://schemas.openxmlformats.org/wordprocessingml/2006/main" xmlns:w14="http://schemas.microsoft.com/office/word/2010/wordml" xmlns:w15="http://schemas.microsoft.com/office/word/2012/wordml" xmlns:w16cex="http://schemas.microsoft.com/office/word/2018/wordml/cex" xmlns:w16cid="http://schemas.microsoft.com/office/word/2016/wordml/cid" xmlns:w16="http://schemas.microsoft.com/office/word/2018/wordml" xmlns:w16sdtdh="http://schemas.microsoft.com/office/word/2020/wordml/sdtdatahash" xmlns:w16se="http://schemas.microsoft.com/office/word/2015/wordml/symex" xmlns:wpg="http://schemas.microsoft.com/office/word/2010/wordprocessingGroup" xmlns:wpi="http://schemas.microsoft.com/office/word/2010/wordprocessingInk" xmlns:wne="http://schemas.microsoft.com/office/word/2006/wordml" xmlns:wps="http://schemas.microsoft.com/office/word/2010/wordprocessingShape" mc:Ignorable="w14 w15 w16se w16cid w16 w16cex w16sdtdh wp14">
+<w:ftr xmlns:wpc="http://schemas.microsoft.com/office/word/2010/wordprocessingCanvas" xmlns:cx="http://schemas.microsoft.com/office/drawing/2014/chartex" xmlns:cx1="http://schemas.microsoft.com/office/drawing/2015/9/8/chartex" xmlns:cx2="http://schemas.microsoft.com/office/drawing/2015/10/21/chartex" xmlns:cx3="http://schemas.microsoft.com/office/drawing/2016/5/9/chartex" xmlns:cx4="http://schemas.microsoft.com/office/drawing/2016/5/10/chartex" xmlns:cx5="http://schemas.microsoft.com/office/drawing/2016/5/11/chartex" xmlns:cx6="http://schemas.microsoft.com/office/drawing/2016/5/12/chartex" xmlns:cx7="http://schemas.microsoft.com/office/drawing/2016/5/13/chartex" xmlns:cx8="http://schemas.microsoft.com/office/drawing/2016/5/14/chartex" xmlns:mc="http://schemas.openxmlformats.org/markup-compatibility/2006" xmlns:aink="http://schemas.microsoft.com/office/drawing/2016/ink" xmlns:am3d="http://schemas.microsoft.com/office/drawing/2017/model3d" xmlns:o="urn:schemas-microsoft-com:office:office" xmlns:oel="http://schemas.microsoft.com/office/2019/extlst" xmlns:r="http://schemas.openxmlformats.org/officeDocument/2006/relationships" xmlns:m="http://schemas.openxmlformats.org/officeDocument/2006/math" xmlns:v="urn:schemas-microsoft-com:vml" xmlns:wp14="http://schemas.microsoft.com/office/word/2010/wordprocessingDrawing" xmlns:wp="http://schemas.openxmlformats.org/drawingml/2006/wordprocessingDrawing" xmlns:w10="urn:schemas-microsoft-com:office:word" xmlns:w="http://schemas.openxmlformats.org/wordprocessingml/2006/main" xmlns:w14="http://schemas.microsoft.com/office/word/2010/wordml" xmlns:w15="http://schemas.microsoft.com/office/word/2012/wordml" xmlns:w16cex="http://schemas.microsoft.com/office/word/2018/wordml/cex" xmlns:w16cid="http://schemas.microsoft.com/office/word/2016/wordml/cid" xmlns:w16="http://schemas.microsoft.com/office/word/2018/wordml" xmlns:w16du="http://schemas.microsoft.com/office/word/2023/wordml/word16du" xmlns:w16sdtdh="http://schemas.microsoft.com/office/word/2020/wordml/sdtdatahash" xmlns:w16se="http://schemas.microsoft.com/office/word/2015/wordml/symex" xmlns:wpg="http://schemas.microsoft.com/office/word/2010/wordprocessingGroup" xmlns:wpi="http://schemas.microsoft.com/office/word/2010/wordprocessingInk" xmlns:wne="http://schemas.microsoft.com/office/word/2006/wordml" xmlns:wps="http://schemas.microsoft.com/office/word/2010/wordprocessingShape" mc:Ignorable="w14 w15 w16se w16cid w16 w16cex w16sdtdh w16du wp14">
   <w:sdt>
     <w:sdtPr>
       <w:id w:val="-883172744"/>
@@ -394,7 +458,6 @@
         <w:docPartUnique/>
       </w:docPartObj>
     </w:sdtPr>
-    <w:sdtEndPr/>
     <w:sdtContent>
       <w:p>
         <w:pPr>
@@ -427,7 +490,7 @@
 </file>
 
 <file path=word/footer3.xml><?xml version="1.0" encoding="utf-8"?>
-<w:ftr xmlns:wpc="http://schemas.microsoft.com/office/word/2010/wordprocessingCanvas" xmlns:cx="http://schemas.microsoft.com/office/drawing/2014/chartex" xmlns:cx1="http://schemas.microsoft.com/office/drawing/2015/9/8/chartex" xmlns:cx2="http://schemas.microsoft.com/office/drawing/2015/10/21/chartex" xmlns:cx3="http://schemas.microsoft.com/office/drawing/2016/5/9/chartex" xmlns:cx4="http://schemas.microsoft.com/office/drawing/2016/5/10/chartex" xmlns:cx5="http://schemas.microsoft.com/office/drawing/2016/5/11/chartex" xmlns:cx6="http://schemas.microsoft.com/office/drawing/2016/5/12/chartex" xmlns:cx7="http://schemas.microsoft.com/office/drawing/2016/5/13/chartex" xmlns:cx8="http://schemas.microsoft.com/office/drawing/2016/5/14/chartex" xmlns:mc="http://schemas.openxmlformats.org/markup-compatibility/2006" xmlns:aink="http://schemas.microsoft.com/office/drawing/2016/ink" xmlns:am3d="http://schemas.microsoft.com/office/drawing/2017/model3d" xmlns:o="urn:schemas-microsoft-com:office:office" xmlns:r="http://schemas.openxmlformats.org/officeDocument/2006/relationships" xmlns:m="http://schemas.openxmlformats.org/officeDocument/2006/math" xmlns:v="urn:schemas-microsoft-com:vml" xmlns:wp14="http://schemas.microsoft.com/office/word/2010/wordprocessingDrawing" xmlns:wp="http://schemas.openxmlformats.org/drawingml/2006/wordprocessingDrawing" xmlns:w10="urn:schemas-microsoft-com:office:word" xmlns:w="http://schemas.openxmlformats.org/wordprocessingml/2006/main" xmlns:w14="http://schemas.microsoft.com/office/word/2010/wordml" xmlns:w15="http://schemas.microsoft.com/office/word/2012/wordml" xmlns:w16cex="http://schemas.microsoft.com/office/word/2018/wordml/cex" xmlns:w16cid="http://schemas.microsoft.com/office/word/2016/wordml/cid" xmlns:w16="http://schemas.microsoft.com/office/word/2018/wordml" xmlns:w16sdtdh="http://schemas.microsoft.com/office/word/2020/wordml/sdtdatahash" xmlns:w16se="http://schemas.microsoft.com/office/word/2015/wordml/symex" xmlns:wpg="http://schemas.microsoft.com/office/word/2010/wordprocessingGroup" xmlns:wpi="http://schemas.microsoft.com/office/word/2010/wordprocessingInk" xmlns:wne="http://schemas.microsoft.com/office/word/2006/wordml" xmlns:wps="http://schemas.microsoft.com/office/word/2010/wordprocessingShape" mc:Ignorable="w14 w15 w16se w16cid w16 w16cex w16sdtdh wp14">
+<w:ftr xmlns:wpc="http://schemas.microsoft.com/office/word/2010/wordprocessingCanvas" xmlns:cx="http://schemas.microsoft.com/office/drawing/2014/chartex" xmlns:cx1="http://schemas.microsoft.com/office/drawing/2015/9/8/chartex" xmlns:cx2="http://schemas.microsoft.com/office/drawing/2015/10/21/chartex" xmlns:cx3="http://schemas.microsoft.com/office/drawing/2016/5/9/chartex" xmlns:cx4="http://schemas.microsoft.com/office/drawing/2016/5/10/chartex" xmlns:cx5="http://schemas.microsoft.com/office/drawing/2016/5/11/chartex" xmlns:cx6="http://schemas.microsoft.com/office/drawing/2016/5/12/chartex" xmlns:cx7="http://schemas.microsoft.com/office/drawing/2016/5/13/chartex" xmlns:cx8="http://schemas.microsoft.com/office/drawing/2016/5/14/chartex" xmlns:mc="http://schemas.openxmlformats.org/markup-compatibility/2006" xmlns:aink="http://schemas.microsoft.com/office/drawing/2016/ink" xmlns:am3d="http://schemas.microsoft.com/office/drawing/2017/model3d" xmlns:o="urn:schemas-microsoft-com:office:office" xmlns:oel="http://schemas.microsoft.com/office/2019/extlst" xmlns:r="http://schemas.openxmlformats.org/officeDocument/2006/relationships" xmlns:m="http://schemas.openxmlformats.org/officeDocument/2006/math" xmlns:v="urn:schemas-microsoft-com:vml" xmlns:wp14="http://schemas.microsoft.com/office/word/2010/wordprocessingDrawing" xmlns:wp="http://schemas.openxmlformats.org/drawingml/2006/wordprocessingDrawing" xmlns:w10="urn:schemas-microsoft-com:office:word" xmlns:w="http://schemas.openxmlformats.org/wordprocessingml/2006/main" xmlns:w14="http://schemas.microsoft.com/office/word/2010/wordml" xmlns:w15="http://schemas.microsoft.com/office/word/2012/wordml" xmlns:w16cex="http://schemas.microsoft.com/office/word/2018/wordml/cex" xmlns:w16cid="http://schemas.microsoft.com/office/word/2016/wordml/cid" xmlns:w16="http://schemas.microsoft.com/office/word/2018/wordml" xmlns:w16du="http://schemas.microsoft.com/office/word/2023/wordml/word16du" xmlns:w16sdtdh="http://schemas.microsoft.com/office/word/2020/wordml/sdtdatahash" xmlns:w16se="http://schemas.microsoft.com/office/word/2015/wordml/symex" xmlns:wpg="http://schemas.microsoft.com/office/word/2010/wordprocessingGroup" xmlns:wpi="http://schemas.microsoft.com/office/word/2010/wordprocessingInk" xmlns:wne="http://schemas.microsoft.com/office/word/2006/wordml" xmlns:wps="http://schemas.microsoft.com/office/word/2010/wordprocessingShape" mc:Ignorable="w14 w15 w16se w16cid w16 w16cex w16sdtdh w16du wp14">
   <w:p>
     <w:pPr>
       <w:pStyle w:val="Fuzeile"/>
@@ -437,7 +500,7 @@
 </file>
 
 <file path=word/footnotes.xml><?xml version="1.0" encoding="utf-8"?>
-<w:footnotes xmlns:wpc="http://schemas.microsoft.com/office/word/2010/wordprocessingCanvas" xmlns:cx="http://schemas.microsoft.com/office/drawing/2014/chartex" xmlns:cx1="http://schemas.microsoft.com/office/drawing/2015/9/8/chartex" xmlns:cx2="http://schemas.microsoft.com/office/drawing/2015/10/21/chartex" xmlns:cx3="http://schemas.microsoft.com/office/drawing/2016/5/9/chartex" xmlns:cx4="http://schemas.microsoft.com/office/drawing/2016/5/10/chartex" xmlns:cx5="http://schemas.microsoft.com/office/drawing/2016/5/11/chartex" xmlns:cx6="http://schemas.microsoft.com/office/drawing/2016/5/12/chartex" xmlns:cx7="http://schemas.microsoft.com/office/drawing/2016/5/13/chartex" xmlns:cx8="http://schemas.microsoft.com/office/drawing/2016/5/14/chartex" xmlns:mc="http://schemas.openxmlformats.org/markup-compatibility/2006" xmlns:aink="http://schemas.microsoft.com/office/drawing/2016/ink" xmlns:am3d="http://schemas.microsoft.com/office/drawing/2017/model3d" xmlns:o="urn:schemas-microsoft-com:office:office" xmlns:r="http://schemas.openxmlformats.org/officeDocument/2006/relationships" xmlns:m="http://schemas.openxmlformats.org/officeDocument/2006/math" xmlns:v="urn:schemas-microsoft-com:vml" xmlns:wp14="http://schemas.microsoft.com/office/word/2010/wordprocessingDrawing" xmlns:wp="http://schemas.openxmlformats.org/drawingml/2006/wordprocessingDrawing" xmlns:w10="urn:schemas-microsoft-com:office:word" xmlns:w="http://schemas.openxmlformats.org/wordprocessingml/2006/main" xmlns:w14="http://schemas.microsoft.com/office/word/2010/wordml" xmlns:w15="http://schemas.microsoft.com/office/word/2012/wordml" xmlns:w16cex="http://schemas.microsoft.com/office/word/2018/wordml/cex" xmlns:w16cid="http://schemas.microsoft.com/office/word/2016/wordml/cid" xmlns:w16="http://schemas.microsoft.com/office/word/2018/wordml" xmlns:w16sdtdh="http://schemas.microsoft.com/office/word/2020/wordml/sdtdatahash" xmlns:w16se="http://schemas.microsoft.com/office/word/2015/wordml/symex" xmlns:wpg="http://schemas.microsoft.com/office/word/2010/wordprocessingGroup" xmlns:wpi="http://schemas.microsoft.com/office/word/2010/wordprocessingInk" xmlns:wne="http://schemas.microsoft.com/office/word/2006/wordml" xmlns:wps="http://schemas.microsoft.com/office/word/2010/wordprocessingShape" mc:Ignorable="w14 w15 w16se w16cid w16 w16cex w16sdtdh wp14">
+<w:footnotes xmlns:wpc="http://schemas.microsoft.com/office/word/2010/wordprocessingCanvas" xmlns:cx="http://schemas.microsoft.com/office/drawing/2014/chartex" xmlns:cx1="http://schemas.microsoft.com/office/drawing/2015/9/8/chartex" xmlns:cx2="http://schemas.microsoft.com/office/drawing/2015/10/21/chartex" xmlns:cx3="http://schemas.microsoft.com/office/drawing/2016/5/9/chartex" xmlns:cx4="http://schemas.microsoft.com/office/drawing/2016/5/10/chartex" xmlns:cx5="http://schemas.microsoft.com/office/drawing/2016/5/11/chartex" xmlns:cx6="http://schemas.microsoft.com/office/drawing/2016/5/12/chartex" xmlns:cx7="http://schemas.microsoft.com/office/drawing/2016/5/13/chartex" xmlns:cx8="http://schemas.microsoft.com/office/drawing/2016/5/14/chartex" xmlns:mc="http://schemas.openxmlformats.org/markup-compatibility/2006" xmlns:aink="http://schemas.microsoft.com/office/drawing/2016/ink" xmlns:am3d="http://schemas.microsoft.com/office/drawing/2017/model3d" xmlns:o="urn:schemas-microsoft-com:office:office" xmlns:oel="http://schemas.microsoft.com/office/2019/extlst" xmlns:r="http://schemas.openxmlformats.org/officeDocument/2006/relationships" xmlns:m="http://schemas.openxmlformats.org/officeDocument/2006/math" xmlns:v="urn:schemas-microsoft-com:vml" xmlns:wp14="http://schemas.microsoft.com/office/word/2010/wordprocessingDrawing" xmlns:wp="http://schemas.openxmlformats.org/drawingml/2006/wordprocessingDrawing" xmlns:w10="urn:schemas-microsoft-com:office:word" xmlns:w="http://schemas.openxmlformats.org/wordprocessingml/2006/main" xmlns:w14="http://schemas.microsoft.com/office/word/2010/wordml" xmlns:w15="http://schemas.microsoft.com/office/word/2012/wordml" xmlns:w16cex="http://schemas.microsoft.com/office/word/2018/wordml/cex" xmlns:w16cid="http://schemas.microsoft.com/office/word/2016/wordml/cid" xmlns:w16="http://schemas.microsoft.com/office/word/2018/wordml" xmlns:w16du="http://schemas.microsoft.com/office/word/2023/wordml/word16du" xmlns:w16sdtdh="http://schemas.microsoft.com/office/word/2020/wordml/sdtdatahash" xmlns:w16se="http://schemas.microsoft.com/office/word/2015/wordml/symex" xmlns:wpg="http://schemas.microsoft.com/office/word/2010/wordprocessingGroup" xmlns:wpi="http://schemas.microsoft.com/office/word/2010/wordprocessingInk" xmlns:wne="http://schemas.microsoft.com/office/word/2006/wordml" xmlns:wps="http://schemas.microsoft.com/office/word/2010/wordprocessingShape" mc:Ignorable="w14 w15 w16se w16cid w16 w16cex w16sdtdh w16du wp14">
   <w:footnote w:type="separator" w:id="-1">
     <w:p>
       <w:pPr>
@@ -462,7 +525,7 @@
 </file>
 
 <file path=word/header1.xml><?xml version="1.0" encoding="utf-8"?>
-<w:hdr xmlns:wpc="http://schemas.microsoft.com/office/word/2010/wordprocessingCanvas" xmlns:cx="http://schemas.microsoft.com/office/drawing/2014/chartex" xmlns:cx1="http://schemas.microsoft.com/office/drawing/2015/9/8/chartex" xmlns:cx2="http://schemas.microsoft.com/office/drawing/2015/10/21/chartex" xmlns:cx3="http://schemas.microsoft.com/office/drawing/2016/5/9/chartex" xmlns:cx4="http://schemas.microsoft.com/office/drawing/2016/5/10/chartex" xmlns:cx5="http://schemas.microsoft.com/office/drawing/2016/5/11/chartex" xmlns:cx6="http://schemas.microsoft.com/office/drawing/2016/5/12/chartex" xmlns:cx7="http://schemas.microsoft.com/office/drawing/2016/5/13/chartex" xmlns:cx8="http://schemas.microsoft.com/office/drawing/2016/5/14/chartex" xmlns:mc="http://schemas.openxmlformats.org/markup-compatibility/2006" xmlns:aink="http://schemas.microsoft.com/office/drawing/2016/ink" xmlns:am3d="http://schemas.microsoft.com/office/drawing/2017/model3d" xmlns:o="urn:schemas-microsoft-com:office:office" xmlns:r="http://schemas.openxmlformats.org/officeDocument/2006/relationships" xmlns:m="http://schemas.openxmlformats.org/officeDocument/2006/math" xmlns:v="urn:schemas-microsoft-com:vml" xmlns:wp14="http://schemas.microsoft.com/office/word/2010/wordprocessingDrawing" xmlns:wp="http://schemas.openxmlformats.org/drawingml/2006/wordprocessingDrawing" xmlns:w10="urn:schemas-microsoft-com:office:word" xmlns:w="http://schemas.openxmlformats.org/wordprocessingml/2006/main" xmlns:w14="http://schemas.microsoft.com/office/word/2010/wordml" xmlns:w15="http://schemas.microsoft.com/office/word/2012/wordml" xmlns:w16cex="http://schemas.microsoft.com/office/word/2018/wordml/cex" xmlns:w16cid="http://schemas.microsoft.com/office/word/2016/wordml/cid" xmlns:w16="http://schemas.microsoft.com/office/word/2018/wordml" xmlns:w16sdtdh="http://schemas.microsoft.com/office/word/2020/wordml/sdtdatahash" xmlns:w16se="http://schemas.microsoft.com/office/word/2015/wordml/symex" xmlns:wpg="http://schemas.microsoft.com/office/word/2010/wordprocessingGroup" xmlns:wpi="http://schemas.microsoft.com/office/word/2010/wordprocessingInk" xmlns:wne="http://schemas.microsoft.com/office/word/2006/wordml" xmlns:wps="http://schemas.microsoft.com/office/word/2010/wordprocessingShape" mc:Ignorable="w14 w15 w16se w16cid w16 w16cex w16sdtdh wp14">
+<w:hdr xmlns:wpc="http://schemas.microsoft.com/office/word/2010/wordprocessingCanvas" xmlns:cx="http://schemas.microsoft.com/office/drawing/2014/chartex" xmlns:cx1="http://schemas.microsoft.com/office/drawing/2015/9/8/chartex" xmlns:cx2="http://schemas.microsoft.com/office/drawing/2015/10/21/chartex" xmlns:cx3="http://schemas.microsoft.com/office/drawing/2016/5/9/chartex" xmlns:cx4="http://schemas.microsoft.com/office/drawing/2016/5/10/chartex" xmlns:cx5="http://schemas.microsoft.com/office/drawing/2016/5/11/chartex" xmlns:cx6="http://schemas.microsoft.com/office/drawing/2016/5/12/chartex" xmlns:cx7="http://schemas.microsoft.com/office/drawing/2016/5/13/chartex" xmlns:cx8="http://schemas.microsoft.com/office/drawing/2016/5/14/chartex" xmlns:mc="http://schemas.openxmlformats.org/markup-compatibility/2006" xmlns:aink="http://schemas.microsoft.com/office/drawing/2016/ink" xmlns:am3d="http://schemas.microsoft.com/office/drawing/2017/model3d" xmlns:o="urn:schemas-microsoft-com:office:office" xmlns:oel="http://schemas.microsoft.com/office/2019/extlst" xmlns:r="http://schemas.openxmlformats.org/officeDocument/2006/relationships" xmlns:m="http://schemas.openxmlformats.org/officeDocument/2006/math" xmlns:v="urn:schemas-microsoft-com:vml" xmlns:wp14="http://schemas.microsoft.com/office/word/2010/wordprocessingDrawing" xmlns:wp="http://schemas.openxmlformats.org/drawingml/2006/wordprocessingDrawing" xmlns:w10="urn:schemas-microsoft-com:office:word" xmlns:w="http://schemas.openxmlformats.org/wordprocessingml/2006/main" xmlns:w14="http://schemas.microsoft.com/office/word/2010/wordml" xmlns:w15="http://schemas.microsoft.com/office/word/2012/wordml" xmlns:w16cex="http://schemas.microsoft.com/office/word/2018/wordml/cex" xmlns:w16cid="http://schemas.microsoft.com/office/word/2016/wordml/cid" xmlns:w16="http://schemas.microsoft.com/office/word/2018/wordml" xmlns:w16du="http://schemas.microsoft.com/office/word/2023/wordml/word16du" xmlns:w16sdtdh="http://schemas.microsoft.com/office/word/2020/wordml/sdtdatahash" xmlns:w16se="http://schemas.microsoft.com/office/word/2015/wordml/symex" xmlns:wpg="http://schemas.microsoft.com/office/word/2010/wordprocessingGroup" xmlns:wpi="http://schemas.microsoft.com/office/word/2010/wordprocessingInk" xmlns:wne="http://schemas.microsoft.com/office/word/2006/wordml" xmlns:wps="http://schemas.microsoft.com/office/word/2010/wordprocessingShape" mc:Ignorable="w14 w15 w16se w16cid w16 w16cex w16sdtdh w16du wp14">
   <w:p>
     <w:pPr>
       <w:pStyle w:val="Kopfzeile"/>
@@ -472,7 +535,7 @@
 </file>
 
 <file path=word/header2.xml><?xml version="1.0" encoding="utf-8"?>
-<w:hdr xmlns:wpc="http://schemas.microsoft.com/office/word/2010/wordprocessingCanvas" xmlns:cx="http://schemas.microsoft.com/office/drawing/2014/chartex" xmlns:cx1="http://schemas.microsoft.com/office/drawing/2015/9/8/chartex" xmlns:cx2="http://schemas.microsoft.com/office/drawing/2015/10/21/chartex" xmlns:cx3="http://schemas.microsoft.com/office/drawing/2016/5/9/chartex" xmlns:cx4="http://schemas.microsoft.com/office/drawing/2016/5/10/chartex" xmlns:cx5="http://schemas.microsoft.com/office/drawing/2016/5/11/chartex" xmlns:cx6="http://schemas.microsoft.com/office/drawing/2016/5/12/chartex" xmlns:cx7="http://schemas.microsoft.com/office/drawing/2016/5/13/chartex" xmlns:cx8="http://schemas.microsoft.com/office/drawing/2016/5/14/chartex" xmlns:mc="http://schemas.openxmlformats.org/markup-compatibility/2006" xmlns:aink="http://schemas.microsoft.com/office/drawing/2016/ink" xmlns:am3d="http://schemas.microsoft.com/office/drawing/2017/model3d" xmlns:o="urn:schemas-microsoft-com:office:office" xmlns:r="http://schemas.openxmlformats.org/officeDocument/2006/relationships" xmlns:m="http://schemas.openxmlformats.org/officeDocument/2006/math" xmlns:v="urn:schemas-microsoft-com:vml" xmlns:wp14="http://schemas.microsoft.com/office/word/2010/wordprocessingDrawing" xmlns:wp="http://schemas.openxmlformats.org/drawingml/2006/wordprocessingDrawing" xmlns:w10="urn:schemas-microsoft-com:office:word" xmlns:w="http://schemas.openxmlformats.org/wordprocessingml/2006/main" xmlns:w14="http://schemas.microsoft.com/office/word/2010/wordml" xmlns:w15="http://schemas.microsoft.com/office/word/2012/wordml" xmlns:w16cex="http://schemas.microsoft.com/office/word/2018/wordml/cex" xmlns:w16cid="http://schemas.microsoft.com/office/word/2016/wordml/cid" xmlns:w16="http://schemas.microsoft.com/office/word/2018/wordml" xmlns:w16sdtdh="http://schemas.microsoft.com/office/word/2020/wordml/sdtdatahash" xmlns:w16se="http://schemas.microsoft.com/office/word/2015/wordml/symex" xmlns:wpg="http://schemas.microsoft.com/office/word/2010/wordprocessingGroup" xmlns:wpi="http://schemas.microsoft.com/office/word/2010/wordprocessingInk" xmlns:wne="http://schemas.microsoft.com/office/word/2006/wordml" xmlns:wps="http://schemas.microsoft.com/office/word/2010/wordprocessingShape" mc:Ignorable="w14 w15 w16se w16cid w16 w16cex w16sdtdh wp14">
+<w:hdr xmlns:wpc="http://schemas.microsoft.com/office/word/2010/wordprocessingCanvas" xmlns:cx="http://schemas.microsoft.com/office/drawing/2014/chartex" xmlns:cx1="http://schemas.microsoft.com/office/drawing/2015/9/8/chartex" xmlns:cx2="http://schemas.microsoft.com/office/drawing/2015/10/21/chartex" xmlns:cx3="http://schemas.microsoft.com/office/drawing/2016/5/9/chartex" xmlns:cx4="http://schemas.microsoft.com/office/drawing/2016/5/10/chartex" xmlns:cx5="http://schemas.microsoft.com/office/drawing/2016/5/11/chartex" xmlns:cx6="http://schemas.microsoft.com/office/drawing/2016/5/12/chartex" xmlns:cx7="http://schemas.microsoft.com/office/drawing/2016/5/13/chartex" xmlns:cx8="http://schemas.microsoft.com/office/drawing/2016/5/14/chartex" xmlns:mc="http://schemas.openxmlformats.org/markup-compatibility/2006" xmlns:aink="http://schemas.microsoft.com/office/drawing/2016/ink" xmlns:am3d="http://schemas.microsoft.com/office/drawing/2017/model3d" xmlns:o="urn:schemas-microsoft-com:office:office" xmlns:oel="http://schemas.microsoft.com/office/2019/extlst" xmlns:r="http://schemas.openxmlformats.org/officeDocument/2006/relationships" xmlns:m="http://schemas.openxmlformats.org/officeDocument/2006/math" xmlns:v="urn:schemas-microsoft-com:vml" xmlns:wp14="http://schemas.microsoft.com/office/word/2010/wordprocessingDrawing" xmlns:wp="http://schemas.openxmlformats.org/drawingml/2006/wordprocessingDrawing" xmlns:w10="urn:schemas-microsoft-com:office:word" xmlns:w="http://schemas.openxmlformats.org/wordprocessingml/2006/main" xmlns:w14="http://schemas.microsoft.com/office/word/2010/wordml" xmlns:w15="http://schemas.microsoft.com/office/word/2012/wordml" xmlns:w16cex="http://schemas.microsoft.com/office/word/2018/wordml/cex" xmlns:w16cid="http://schemas.microsoft.com/office/word/2016/wordml/cid" xmlns:w16="http://schemas.microsoft.com/office/word/2018/wordml" xmlns:w16du="http://schemas.microsoft.com/office/word/2023/wordml/word16du" xmlns:w16sdtdh="http://schemas.microsoft.com/office/word/2020/wordml/sdtdatahash" xmlns:w16se="http://schemas.microsoft.com/office/word/2015/wordml/symex" xmlns:wpg="http://schemas.microsoft.com/office/word/2010/wordprocessingGroup" xmlns:wpi="http://schemas.microsoft.com/office/word/2010/wordprocessingInk" xmlns:wne="http://schemas.microsoft.com/office/word/2006/wordml" xmlns:wps="http://schemas.microsoft.com/office/word/2010/wordprocessingShape" mc:Ignorable="w14 w15 w16se w16cid w16 w16cex w16sdtdh w16du wp14">
   <w:tbl>
     <w:tblPr>
       <w:tblStyle w:val="Tabellenraster"/>
@@ -543,6 +606,7 @@
             </w:rPr>
             <w:t>„</w:t>
           </w:r>
+          <w:proofErr w:type="spellStart"/>
           <w:r>
             <w:rPr>
               <w:rFonts w:ascii="Times New Roman" w:hAnsi="Times New Roman" w:cs="Times New Roman"/>
@@ -551,6 +615,7 @@
             </w:rPr>
             <w:t>TextCompress</w:t>
           </w:r>
+          <w:proofErr w:type="spellEnd"/>
           <w:r>
             <w:rPr>
               <w:rFonts w:ascii="Times New Roman" w:hAnsi="Times New Roman" w:cs="Times New Roman"/>
@@ -629,7 +694,7 @@
 </file>
 
 <file path=word/header3.xml><?xml version="1.0" encoding="utf-8"?>
-<w:hdr xmlns:wpc="http://schemas.microsoft.com/office/word/2010/wordprocessingCanvas" xmlns:cx="http://schemas.microsoft.com/office/drawing/2014/chartex" xmlns:cx1="http://schemas.microsoft.com/office/drawing/2015/9/8/chartex" xmlns:cx2="http://schemas.microsoft.com/office/drawing/2015/10/21/chartex" xmlns:cx3="http://schemas.microsoft.com/office/drawing/2016/5/9/chartex" xmlns:cx4="http://schemas.microsoft.com/office/drawing/2016/5/10/chartex" xmlns:cx5="http://schemas.microsoft.com/office/drawing/2016/5/11/chartex" xmlns:cx6="http://schemas.microsoft.com/office/drawing/2016/5/12/chartex" xmlns:cx7="http://schemas.microsoft.com/office/drawing/2016/5/13/chartex" xmlns:cx8="http://schemas.microsoft.com/office/drawing/2016/5/14/chartex" xmlns:mc="http://schemas.openxmlformats.org/markup-compatibility/2006" xmlns:aink="http://schemas.microsoft.com/office/drawing/2016/ink" xmlns:am3d="http://schemas.microsoft.com/office/drawing/2017/model3d" xmlns:o="urn:schemas-microsoft-com:office:office" xmlns:r="http://schemas.openxmlformats.org/officeDocument/2006/relationships" xmlns:m="http://schemas.openxmlformats.org/officeDocument/2006/math" xmlns:v="urn:schemas-microsoft-com:vml" xmlns:wp14="http://schemas.microsoft.com/office/word/2010/wordprocessingDrawing" xmlns:wp="http://schemas.openxmlformats.org/drawingml/2006/wordprocessingDrawing" xmlns:w10="urn:schemas-microsoft-com:office:word" xmlns:w="http://schemas.openxmlformats.org/wordprocessingml/2006/main" xmlns:w14="http://schemas.microsoft.com/office/word/2010/wordml" xmlns:w15="http://schemas.microsoft.com/office/word/2012/wordml" xmlns:w16cex="http://schemas.microsoft.com/office/word/2018/wordml/cex" xmlns:w16cid="http://schemas.microsoft.com/office/word/2016/wordml/cid" xmlns:w16="http://schemas.microsoft.com/office/word/2018/wordml" xmlns:w16sdtdh="http://schemas.microsoft.com/office/word/2020/wordml/sdtdatahash" xmlns:w16se="http://schemas.microsoft.com/office/word/2015/wordml/symex" xmlns:wpg="http://schemas.microsoft.com/office/word/2010/wordprocessingGroup" xmlns:wpi="http://schemas.microsoft.com/office/word/2010/wordprocessingInk" xmlns:wne="http://schemas.microsoft.com/office/word/2006/wordml" xmlns:wps="http://schemas.microsoft.com/office/word/2010/wordprocessingShape" mc:Ignorable="w14 w15 w16se w16cid w16 w16cex w16sdtdh wp14">
+<w:hdr xmlns:wpc="http://schemas.microsoft.com/office/word/2010/wordprocessingCanvas" xmlns:cx="http://schemas.microsoft.com/office/drawing/2014/chartex" xmlns:cx1="http://schemas.microsoft.com/office/drawing/2015/9/8/chartex" xmlns:cx2="http://schemas.microsoft.com/office/drawing/2015/10/21/chartex" xmlns:cx3="http://schemas.microsoft.com/office/drawing/2016/5/9/chartex" xmlns:cx4="http://schemas.microsoft.com/office/drawing/2016/5/10/chartex" xmlns:cx5="http://schemas.microsoft.com/office/drawing/2016/5/11/chartex" xmlns:cx6="http://schemas.microsoft.com/office/drawing/2016/5/12/chartex" xmlns:cx7="http://schemas.microsoft.com/office/drawing/2016/5/13/chartex" xmlns:cx8="http://schemas.microsoft.com/office/drawing/2016/5/14/chartex" xmlns:mc="http://schemas.openxmlformats.org/markup-compatibility/2006" xmlns:aink="http://schemas.microsoft.com/office/drawing/2016/ink" xmlns:am3d="http://schemas.microsoft.com/office/drawing/2017/model3d" xmlns:o="urn:schemas-microsoft-com:office:office" xmlns:oel="http://schemas.microsoft.com/office/2019/extlst" xmlns:r="http://schemas.openxmlformats.org/officeDocument/2006/relationships" xmlns:m="http://schemas.openxmlformats.org/officeDocument/2006/math" xmlns:v="urn:schemas-microsoft-com:vml" xmlns:wp14="http://schemas.microsoft.com/office/word/2010/wordprocessingDrawing" xmlns:wp="http://schemas.openxmlformats.org/drawingml/2006/wordprocessingDrawing" xmlns:w10="urn:schemas-microsoft-com:office:word" xmlns:w="http://schemas.openxmlformats.org/wordprocessingml/2006/main" xmlns:w14="http://schemas.microsoft.com/office/word/2010/wordml" xmlns:w15="http://schemas.microsoft.com/office/word/2012/wordml" xmlns:w16cex="http://schemas.microsoft.com/office/word/2018/wordml/cex" xmlns:w16cid="http://schemas.microsoft.com/office/word/2016/wordml/cid" xmlns:w16="http://schemas.microsoft.com/office/word/2018/wordml" xmlns:w16du="http://schemas.microsoft.com/office/word/2023/wordml/word16du" xmlns:w16sdtdh="http://schemas.microsoft.com/office/word/2020/wordml/sdtdatahash" xmlns:w16se="http://schemas.microsoft.com/office/word/2015/wordml/symex" xmlns:wpg="http://schemas.microsoft.com/office/word/2010/wordprocessingGroup" xmlns:wpi="http://schemas.microsoft.com/office/word/2010/wordprocessingInk" xmlns:wne="http://schemas.microsoft.com/office/word/2006/wordml" xmlns:wps="http://schemas.microsoft.com/office/word/2010/wordprocessingShape" mc:Ignorable="w14 w15 w16se w16cid w16 w16cex w16sdtdh w16du wp14">
   <w:p>
     <w:pPr>
       <w:pStyle w:val="Kopfzeile"/>
@@ -639,7 +704,7 @@
 </file>
 
 <file path=word/numbering.xml><?xml version="1.0" encoding="utf-8"?>
-<w:numbering xmlns:wpc="http://schemas.microsoft.com/office/word/2010/wordprocessingCanvas" xmlns:cx="http://schemas.microsoft.com/office/drawing/2014/chartex" xmlns:cx1="http://schemas.microsoft.com/office/drawing/2015/9/8/chartex" xmlns:cx2="http://schemas.microsoft.com/office/drawing/2015/10/21/chartex" xmlns:cx3="http://schemas.microsoft.com/office/drawing/2016/5/9/chartex" xmlns:cx4="http://schemas.microsoft.com/office/drawing/2016/5/10/chartex" xmlns:cx5="http://schemas.microsoft.com/office/drawing/2016/5/11/chartex" xmlns:cx6="http://schemas.microsoft.com/office/drawing/2016/5/12/chartex" xmlns:cx7="http://schemas.microsoft.com/office/drawing/2016/5/13/chartex" xmlns:cx8="http://schemas.microsoft.com/office/drawing/2016/5/14/chartex" xmlns:mc="http://schemas.openxmlformats.org/markup-compatibility/2006" xmlns:aink="http://schemas.microsoft.com/office/drawing/2016/ink" xmlns:am3d="http://schemas.microsoft.com/office/drawing/2017/model3d" xmlns:o="urn:schemas-microsoft-com:office:office" xmlns:r="http://schemas.openxmlformats.org/officeDocument/2006/relationships" xmlns:m="http://schemas.openxmlformats.org/officeDocument/2006/math" xmlns:v="urn:schemas-microsoft-com:vml" xmlns:wp14="http://schemas.microsoft.com/office/word/2010/wordprocessingDrawing" xmlns:wp="http://schemas.openxmlformats.org/drawingml/2006/wordprocessingDrawing" xmlns:w10="urn:schemas-microsoft-com:office:word" xmlns:w="http://schemas.openxmlformats.org/wordprocessingml/2006/main" xmlns:w14="http://schemas.microsoft.com/office/word/2010/wordml" xmlns:w15="http://schemas.microsoft.com/office/word/2012/wordml" xmlns:w16cex="http://schemas.microsoft.com/office/word/2018/wordml/cex" xmlns:w16cid="http://schemas.microsoft.com/office/word/2016/wordml/cid" xmlns:w16="http://schemas.microsoft.com/office/word/2018/wordml" xmlns:w16sdtdh="http://schemas.microsoft.com/office/word/2020/wordml/sdtdatahash" xmlns:w16se="http://schemas.microsoft.com/office/word/2015/wordml/symex" xmlns:wpg="http://schemas.microsoft.com/office/word/2010/wordprocessingGroup" xmlns:wpi="http://schemas.microsoft.com/office/word/2010/wordprocessingInk" xmlns:wne="http://schemas.microsoft.com/office/word/2006/wordml" xmlns:wps="http://schemas.microsoft.com/office/word/2010/wordprocessingShape" mc:Ignorable="w14 w15 w16se w16cid w16 w16cex w16sdtdh wp14">
+<w:numbering xmlns:wpc="http://schemas.microsoft.com/office/word/2010/wordprocessingCanvas" xmlns:cx="http://schemas.microsoft.com/office/drawing/2014/chartex" xmlns:cx1="http://schemas.microsoft.com/office/drawing/2015/9/8/chartex" xmlns:cx2="http://schemas.microsoft.com/office/drawing/2015/10/21/chartex" xmlns:cx3="http://schemas.microsoft.com/office/drawing/2016/5/9/chartex" xmlns:cx4="http://schemas.microsoft.com/office/drawing/2016/5/10/chartex" xmlns:cx5="http://schemas.microsoft.com/office/drawing/2016/5/11/chartex" xmlns:cx6="http://schemas.microsoft.com/office/drawing/2016/5/12/chartex" xmlns:cx7="http://schemas.microsoft.com/office/drawing/2016/5/13/chartex" xmlns:cx8="http://schemas.microsoft.com/office/drawing/2016/5/14/chartex" xmlns:mc="http://schemas.openxmlformats.org/markup-compatibility/2006" xmlns:aink="http://schemas.microsoft.com/office/drawing/2016/ink" xmlns:am3d="http://schemas.microsoft.com/office/drawing/2017/model3d" xmlns:o="urn:schemas-microsoft-com:office:office" xmlns:oel="http://schemas.microsoft.com/office/2019/extlst" xmlns:r="http://schemas.openxmlformats.org/officeDocument/2006/relationships" xmlns:m="http://schemas.openxmlformats.org/officeDocument/2006/math" xmlns:v="urn:schemas-microsoft-com:vml" xmlns:wp14="http://schemas.microsoft.com/office/word/2010/wordprocessingDrawing" xmlns:wp="http://schemas.openxmlformats.org/drawingml/2006/wordprocessingDrawing" xmlns:w10="urn:schemas-microsoft-com:office:word" xmlns:w="http://schemas.openxmlformats.org/wordprocessingml/2006/main" xmlns:w14="http://schemas.microsoft.com/office/word/2010/wordml" xmlns:w15="http://schemas.microsoft.com/office/word/2012/wordml" xmlns:w16cex="http://schemas.microsoft.com/office/word/2018/wordml/cex" xmlns:w16cid="http://schemas.microsoft.com/office/word/2016/wordml/cid" xmlns:w16="http://schemas.microsoft.com/office/word/2018/wordml" xmlns:w16du="http://schemas.microsoft.com/office/word/2023/wordml/word16du" xmlns:w16sdtdh="http://schemas.microsoft.com/office/word/2020/wordml/sdtdatahash" xmlns:w16se="http://schemas.microsoft.com/office/word/2015/wordml/symex" xmlns:wpg="http://schemas.microsoft.com/office/word/2010/wordprocessingGroup" xmlns:wpi="http://schemas.microsoft.com/office/word/2010/wordprocessingInk" xmlns:wne="http://schemas.microsoft.com/office/word/2006/wordml" xmlns:wps="http://schemas.microsoft.com/office/word/2010/wordprocessingShape" mc:Ignorable="w14 w15 w16se w16cid w16 w16cex w16sdtdh w16du wp14">
   <w:abstractNum w:abstractNumId="0" w15:restartNumberingAfterBreak="0">
     <w:nsid w:val="073E7307"/>
     <w:multiLevelType w:val="multilevel"/>
@@ -2958,71 +3023,71 @@
       </w:rPr>
     </w:lvl>
   </w:abstractNum>
-  <w:num w:numId="1">
+  <w:num w:numId="1" w16cid:durableId="8682715">
     <w:abstractNumId w:val="5"/>
   </w:num>
-  <w:num w:numId="2">
+  <w:num w:numId="2" w16cid:durableId="1318996168">
     <w:abstractNumId w:val="4"/>
   </w:num>
-  <w:num w:numId="3">
+  <w:num w:numId="3" w16cid:durableId="147789005">
     <w:abstractNumId w:val="3"/>
   </w:num>
-  <w:num w:numId="4">
+  <w:num w:numId="4" w16cid:durableId="14354439">
     <w:abstractNumId w:val="1"/>
   </w:num>
-  <w:num w:numId="5">
+  <w:num w:numId="5" w16cid:durableId="1128666987">
     <w:abstractNumId w:val="6"/>
   </w:num>
-  <w:num w:numId="6">
+  <w:num w:numId="6" w16cid:durableId="1782535070">
     <w:abstractNumId w:val="8"/>
   </w:num>
-  <w:num w:numId="7">
+  <w:num w:numId="7" w16cid:durableId="355887707">
     <w:abstractNumId w:val="7"/>
   </w:num>
-  <w:num w:numId="8">
+  <w:num w:numId="8" w16cid:durableId="1750034768">
     <w:abstractNumId w:val="15"/>
   </w:num>
-  <w:num w:numId="9">
+  <w:num w:numId="9" w16cid:durableId="1143766787">
     <w:abstractNumId w:val="11"/>
   </w:num>
-  <w:num w:numId="10">
+  <w:num w:numId="10" w16cid:durableId="1128668649">
     <w:abstractNumId w:val="13"/>
   </w:num>
-  <w:num w:numId="11">
+  <w:num w:numId="11" w16cid:durableId="518936473">
     <w:abstractNumId w:val="10"/>
   </w:num>
-  <w:num w:numId="12">
+  <w:num w:numId="12" w16cid:durableId="1489325901">
     <w:abstractNumId w:val="18"/>
   </w:num>
-  <w:num w:numId="13">
+  <w:num w:numId="13" w16cid:durableId="341933987">
     <w:abstractNumId w:val="17"/>
   </w:num>
-  <w:num w:numId="14">
+  <w:num w:numId="14" w16cid:durableId="33390057">
     <w:abstractNumId w:val="9"/>
   </w:num>
-  <w:num w:numId="15">
+  <w:num w:numId="15" w16cid:durableId="2093311819">
     <w:abstractNumId w:val="14"/>
   </w:num>
-  <w:num w:numId="16">
+  <w:num w:numId="16" w16cid:durableId="1857034416">
     <w:abstractNumId w:val="0"/>
   </w:num>
-  <w:num w:numId="17">
+  <w:num w:numId="17" w16cid:durableId="1096942730">
     <w:abstractNumId w:val="2"/>
   </w:num>
-  <w:num w:numId="18">
+  <w:num w:numId="18" w16cid:durableId="1832062109">
     <w:abstractNumId w:val="16"/>
   </w:num>
-  <w:num w:numId="19">
+  <w:num w:numId="19" w16cid:durableId="1247227108">
     <w:abstractNumId w:val="19"/>
   </w:num>
-  <w:num w:numId="20">
+  <w:num w:numId="20" w16cid:durableId="1968467814">
     <w:abstractNumId w:val="12"/>
   </w:num>
 </w:numbering>
 </file>
 
 <file path=word/styles.xml><?xml version="1.0" encoding="utf-8"?>
-<w:styles xmlns:mc="http://schemas.openxmlformats.org/markup-compatibility/2006" xmlns:r="http://schemas.openxmlformats.org/officeDocument/2006/relationships" xmlns:w="http://schemas.openxmlformats.org/wordprocessingml/2006/main" xmlns:w14="http://schemas.microsoft.com/office/word/2010/wordml" xmlns:w15="http://schemas.microsoft.com/office/word/2012/wordml" xmlns:w16cex="http://schemas.microsoft.com/office/word/2018/wordml/cex" xmlns:w16cid="http://schemas.microsoft.com/office/word/2016/wordml/cid" xmlns:w16="http://schemas.microsoft.com/office/word/2018/wordml" xmlns:w16sdtdh="http://schemas.microsoft.com/office/word/2020/wordml/sdtdatahash" xmlns:w16se="http://schemas.microsoft.com/office/word/2015/wordml/symex" mc:Ignorable="w14 w15 w16se w16cid w16 w16cex w16sdtdh">
+<w:styles xmlns:mc="http://schemas.openxmlformats.org/markup-compatibility/2006" xmlns:r="http://schemas.openxmlformats.org/officeDocument/2006/relationships" xmlns:w="http://schemas.openxmlformats.org/wordprocessingml/2006/main" xmlns:w14="http://schemas.microsoft.com/office/word/2010/wordml" xmlns:w15="http://schemas.microsoft.com/office/word/2012/wordml" xmlns:w16cex="http://schemas.microsoft.com/office/word/2018/wordml/cex" xmlns:w16cid="http://schemas.microsoft.com/office/word/2016/wordml/cid" xmlns:w16="http://schemas.microsoft.com/office/word/2018/wordml" xmlns:w16du="http://schemas.microsoft.com/office/word/2023/wordml/word16du" xmlns:w16sdtdh="http://schemas.microsoft.com/office/word/2020/wordml/sdtdatahash" xmlns:w16se="http://schemas.microsoft.com/office/word/2015/wordml/symex" mc:Ignorable="w14 w15 w16se w16cid w16 w16cex w16sdtdh w16du">
   <w:docDefaults>
     <w:rPrDefault>
       <w:rPr>
